--- a/roteiros/maite-proenca/MaiteProenca_Roteiro_Completo.docx
+++ b/roteiros/maite-proenca/MaiteProenca_Roteiro_Completo.docx
@@ -31,7 +31,7 @@
         <w:rPr>
           <w:color w:val="C00000"/>
         </w:rPr>
-        <w:t>Fique até o final, porque você vai descobrir o que aconteceu com aquela menina depois do tribunal. E a frase perturbadora que ela mesma escreveu, anos depois, sobre o pai e a mãe.</w:t>
+        <w:t>Fique até o final, porque você vai descobrir o que aconteceu com aquela menina depois do tribunal. E a frase perturbadora que ela mesma escreveu sobre o pai e a mãe.</w:t>
       </w:r>
     </w:p>
     <w:p>
@@ -79,7 +79,7 @@
         <w:rPr>
           <w:color w:val="000000"/>
         </w:rPr>
-        <w:t>Em casa, a arte estava por toda parte. Segundo uma reportagem da revista IstoÉ, a mãe tocava piano clássico cinco horas por dia.</w:t>
+        <w:t>Em casa, a arte estava por toda parte.</w:t>
       </w:r>
     </w:p>
     <w:p>
@@ -103,15 +103,15 @@
         <w:rPr>
           <w:color w:val="000000"/>
         </w:rPr>
-        <w:t>Muitos anos depois, Maitê descreveria aquelas noites assim: "Minha mãe tocava piano de cauda e meu pai, quando chegava em casa à noite, contava histórias e fábulas da mitologia, havia mágica."</w:t>
-      </w:r>
-    </w:p>
-    <w:p>
-      <w:r>
-        <w:rPr>
-          <w:color w:val="000000"/>
-        </w:rPr>
-        <w:t>Pai e filha ensaiavam aquelas falas juntos, sem imaginar o que o futuro guardava para aquela casa.</w:t>
+        <w:t>Maitê descreveria aquelas noites assim: "Minha mãe tocava piano de cauda e meu pai, quando chegava em casa à noite, contava histórias e fábulas da mitologia, havia mágica."</w:t>
+      </w:r>
+    </w:p>
+    <w:p>
+      <w:r>
+        <w:rPr>
+          <w:color w:val="C00000"/>
+        </w:rPr>
+        <w:t>Pai e filha ensaiavam aquelas falas juntos. Poucos anos depois, a tragédia ia sair das páginas de Shakespeare e entrar no quarto daquela casa.</w:t>
       </w:r>
     </w:p>
     <w:p>
@@ -135,7 +135,7 @@
         <w:rPr>
           <w:color w:val="000000"/>
         </w:rPr>
-        <w:t>Anos depois, a própria Maitê descreveria aquela infância com uma palavra que se repetia. Perfeita. Da casa à escola, tudo parecia perfeito.</w:t>
+        <w:t>A própria Maitê descreveria aquela infância com uma palavra que se repetia. Perfeita. Da casa à escola, tudo parecia perfeito.</w:t>
       </w:r>
     </w:p>
     <w:p>
@@ -175,7 +175,7 @@
         <w:rPr>
           <w:color w:val="000000"/>
         </w:rPr>
-        <w:t>Quando falou, fez questão de dizer que aquilo não tinha sido o que mais marcou a vida dela. O que marcou de verdade ainda estava por vir. Dentro da própria casa.</w:t>
+        <w:t>Quando falou, fez questão de dizer que a ferida mais funda da vida dela tinha outra origem. Uma origem dentro da própria casa.</w:t>
       </w:r>
     </w:p>
     <w:p>
@@ -239,7 +239,7 @@
         <w:rPr>
           <w:color w:val="000000"/>
         </w:rPr>
-        <w:t>Nunca houve prova disso. Nem naquele ano, nem nos processos que viriam depois. Mas, para um homem tomado pelo ciúme, a certeza não precisava de prova.</w:t>
+        <w:t>Prova disso nunca apareceu, em nenhum dos processos que vieram depois. Para um homem tomado pelo ciúme, bastava a desconfiança.</w:t>
       </w:r>
     </w:p>
     <w:p>
@@ -359,7 +359,7 @@
         <w:rPr>
           <w:color w:val="000000"/>
         </w:rPr>
-        <w:t>Segundo um estudo acadêmico sobre o caso, aquela conversa ia definir a separação do casal. E Augusto tinha uma exigência. Queria ficar com a guarda dos filhos, porque, na visão dele, Margot não tinha "condições morais" para criá-los.</w:t>
+        <w:t>Segundo um estudo da Universidade Estadual de Mato Grosso do Sul sobre o caso, aquela conversa ia definir a separação do casal. E Augusto tinha uma exigência. Queria ficar com a guarda dos filhos, porque, na visão dele, Margot não tinha "condições morais" para criá-los.</w:t>
       </w:r>
     </w:p>
     <w:p>
@@ -391,7 +391,7 @@
         <w:rPr>
           <w:color w:val="C00000"/>
         </w:rPr>
-        <w:t>E aqui é onde tudo muda. Porque, a partir daquele quarto, a história dessa família passou a ser contada por um único homem. E a versão dele ia decidir, anos depois, o destino de todos.</w:t>
+        <w:t>A partir daquele quarto, a história dessa família passou a ser contada por um único homem. E a versão dele ia decidir o destino de todos.</w:t>
       </w:r>
     </w:p>
     <w:p>
@@ -415,7 +415,7 @@
         <w:rPr>
           <w:color w:val="000000"/>
         </w:rPr>
-        <w:t>Não há outra testemunha dessa frase. Ela existe na versão do homem que estava com a faca na mão.</w:t>
+        <w:t>A única testemunha dessa frase é o homem que estava com a faca na mão.</w:t>
       </w:r>
     </w:p>
     <w:p>
@@ -487,7 +487,7 @@
         <w:rPr>
           <w:color w:val="C00000"/>
         </w:rPr>
-        <w:t>Imagine a notícia chegando a uma menina de doze anos, num sábado à tarde. A mãe, morta no quarto. O pai, desaparecido. E a pergunta que nenhuma criança deveria ter que fazer. Onde está o homem que fez isso? A resposta ia chocar a cidade inteira.</w:t>
+        <w:t>Pense numa menina de doze anos recebendo essa notícia, num sábado à tarde. A mãe, morta no quarto. O pai, desaparecido. E a pergunta que nenhuma criança deveria ter que fazer. Onde está o homem que fez isso? A resposta ia chocar a cidade inteira.</w:t>
       </w:r>
     </w:p>
     <w:p>
@@ -567,7 +567,7 @@
         <w:rPr>
           <w:color w:val="C00000"/>
         </w:rPr>
-        <w:t>Guarde isto na sua cabeça. Aquele homem conhecia a Justiça por dentro. Conhecia juízes e promotores pelo nome. E essa rede de relações ia pesar muito quando chegasse a hora de ele sentar no banco dos réus.</w:t>
+        <w:t>Aquele homem conhecia a Justiça por dentro. Conhecia juízes e promotores pelo nome. E essa rede de relações ia pesar muito quando chegasse a hora de ele sentar no banco dos réus.</w:t>
       </w:r>
     </w:p>
     <w:p>
@@ -607,7 +607,7 @@
         <w:rPr>
           <w:color w:val="000000"/>
         </w:rPr>
-        <w:t>Muitos anos depois, lembrou daquele casal com uma frase que mostra o tamanho do buraco em que estava: "Eles me acolheram no momento de maior tristeza da minha vida. Não tinha nada, pai, mãe, casa, não tinha para onde ir, nada."</w:t>
+        <w:t>Em dois mil e vinte e três, numa entrevista na televisão, lembrou daquele casal com uma frase que mostra o tamanho do buraco em que estava: "Eles me acolheram no momento de maior tristeza da minha vida. Não tinha nada, pai, mãe, casa, não tinha para onde ir, nada."</w:t>
       </w:r>
     </w:p>
     <w:p>
@@ -655,7 +655,7 @@
         <w:rPr>
           <w:color w:val="000000"/>
         </w:rPr>
-        <w:t>Anos depois, Maitê resumiria aquele momento assim: tudo desabou. Sem nenhuma preparação, sem nenhum aviso.</w:t>
+        <w:t>Maitê resumiria aquele momento assim: tudo desabou. Sem nenhuma preparação, sem nenhum aviso.</w:t>
       </w:r>
     </w:p>
     <w:p>
@@ -791,7 +791,7 @@
         <w:rPr>
           <w:color w:val="C00000"/>
         </w:rPr>
-        <w:t>Agora repare num detalhe que muda tudo. Aquela carta, a suposta prova da traição, a razão de toda a fúria de Augusto, nunca apareceu no processo. Nenhum pedaço dela foi mostrado aos jurados. E essa não foi a única coisa estranha naquele caso.</w:t>
+        <w:t>Agora repare num detalhe que muda tudo. Aquela carta, a suposta prova da traição, a razão de toda a fúria de Augusto, nunca apareceu no processo. Nenhum pedaço dela foi mostrado aos jurados. E o caso ainda guardava outras estranhezas.</w:t>
       </w:r>
     </w:p>
     <w:p>
@@ -871,7 +871,7 @@
         <w:rPr>
           <w:color w:val="000000"/>
         </w:rPr>
-        <w:t>Segundo reportagens sobre o caso, o nome do professor de francês nem foi o único jogado no processo. Outros homens foram citados como supostos amantes de Margot, entre eles alunos e ex-alunos dela.</w:t>
+        <w:t>Segundo o site Iconografia da História, que reconstituiu o caso, o nome do professor de francês nem foi o único jogado no processo. Outros homens foram citados como supostos amantes de Margot, entre eles alunos e ex-alunos dela.</w:t>
       </w:r>
     </w:p>
     <w:p>
@@ -887,7 +887,7 @@
         <w:rPr>
           <w:color w:val="C00000"/>
         </w:rPr>
-        <w:t>Guarde isto na sua cabeça. Nenhuma prova da traição foi apresentada. A carta nunca apareceu. Mesmo assim, quem ia sentar no banco dos réus, na prática, era a mulher morta.</w:t>
+        <w:t>Agora preste atenção. Nenhuma prova da traição foi apresentada. A carta nunca apareceu. Mesmo assim, quem ia sentar no banco dos réus, na prática, era a mulher morta.</w:t>
       </w:r>
     </w:p>
     <w:p>
@@ -911,7 +911,7 @@
         <w:rPr>
           <w:color w:val="000000"/>
         </w:rPr>
-        <w:t>Ninguém discutia se Augusto tinha matado Margot. A defesa levou os jurados para outra pergunta, muito mais cruel: se Margot merecia morrer.</w:t>
+        <w:t>Que Augusto tinha matado Margot, todo mundo sabia. A defesa levou os jurados para outra pergunta, muito mais cruel: se Margot merecia morrer.</w:t>
       </w:r>
     </w:p>
     <w:p>
@@ -991,7 +991,7 @@
         <w:rPr>
           <w:color w:val="C00000"/>
         </w:rPr>
-        <w:t>Pense nisso por um segundo. Uma menina de doze anos, órfã de mãe havia pouco tempo, sentada diante de juízes e advogados, falando sobre a mãe morta. De um lado, o pai que ela tinha horror de tocar. Do outro, a lembrança da mãe. O que você acha que se passa na cabeça de uma criança nesse momento?</w:t>
+        <w:t>Coloque-se no lugar dela por um segundo. Uma menina de doze anos, órfã de mãe havia pouco tempo, sentada diante de juízes e advogados, falando sobre a mãe morta. De um lado, o pai que ela tinha horror de tocar. Do outro, a lembrança da mãe. O que você acha que se passa na cabeça de uma criança nesse momento?</w:t>
       </w:r>
     </w:p>
     <w:p>
@@ -1023,7 +1023,7 @@
         <w:rPr>
           <w:color w:val="000000"/>
         </w:rPr>
-        <w:t>E, segundo relatos sobre o caso, saiu aplaudido. Um homem que tinha matado a mulher com onze facadas deixou o fórum ouvindo palmas.</w:t>
+        <w:t>E, segundo a mesma reconstituição, saiu aplaudido. Um homem que tinha matado a mulher com onze facadas deixou o fórum ouvindo palmas.</w:t>
       </w:r>
     </w:p>
     <w:p>
@@ -1071,7 +1071,7 @@
         <w:rPr>
           <w:color w:val="000000"/>
         </w:rPr>
-        <w:t>Maitê contaria anos depois, sem rodeios: "Eu não tinha mais família. A família do lado da minha mãe nunca mais falou comigo."</w:t>
+        <w:t>A frase dela sobre isso é seca: "Eu não tinha mais família. A família do lado da minha mãe nunca mais falou comigo."</w:t>
       </w:r>
     </w:p>
     <w:p>
@@ -1085,9 +1085,9 @@
     <w:p>
       <w:r>
         <w:rPr>
-          <w:color w:val="000000"/>
-        </w:rPr>
-        <w:t>O homem que a Justiça tinha perdoado também não saiu inteiro daquela história.</w:t>
+          <w:color w:val="C00000"/>
+        </w:rPr>
+        <w:t>O homem que a Justiça tinha perdoado também não saiu inteiro daquela história. E o lugar onde a filha foi visitá-lo é o último que alguém imaginaria para um procurador de Justiça.</w:t>
       </w:r>
     </w:p>
     <w:p>
@@ -1143,7 +1143,7 @@
         <w:rPr>
           <w:color w:val="C00000"/>
         </w:rPr>
-        <w:t>No começo desse vídeo, eu te prometi contar o que aconteceu com aquela menina depois do tribunal. A resposta é mais cruel do que parece. Porque, poucos anos depois, sozinha num país estrangeiro, Maitê ia enfrentar uma nova violência.</w:t>
+        <w:t>No começo desse vídeo, eu te prometi contar o que aconteceu com aquela menina depois do tribunal. A resposta é mais cruel do que parece. Porque, sozinha num país estrangeiro, Maitê ia enfrentar uma nova violência.</w:t>
       </w:r>
     </w:p>
     <w:p>
@@ -1231,7 +1231,7 @@
         <w:rPr>
           <w:color w:val="1F4EB4"/>
         </w:rPr>
-        <w:t>Anos depois, disse que não se arrependia. E que as mulheres precisam ter liberdade para decidir sobre a própria vida e o próprio corpo.</w:t>
+        <w:t>Já adulta, disse que não se arrependia. E que as mulheres precisam ter liberdade para decidir sobre a própria vida e o próprio corpo.</w:t>
       </w:r>
     </w:p>
     <w:p>
@@ -1343,7 +1343,7 @@
         <w:rPr>
           <w:color w:val="000000"/>
         </w:rPr>
-        <w:t>Maitê conseguiu chegar à Europa e, de lá, voltou ao Brasil para ver o pai. Era mil novecentos e setenta e nove. Ela não tinha nenhuma intenção de ficar. Muito menos de ser atriz.</w:t>
+        <w:t>Maitê conseguiu chegar à Europa e, de lá, voltou ao Brasil para ver o pai. Era mil novecentos e setenta e nove. A ideia era ficar pouco tempo. Ser atriz nem passava pela cabeça dela.</w:t>
       </w:r>
     </w:p>
     <w:p>
@@ -1359,7 +1359,7 @@
         <w:rPr>
           <w:color w:val="000000"/>
         </w:rPr>
-        <w:t>Anos mais tarde, numa entrevista, falou sem rodeios sobre um lado da adolescência que quase ninguém conhecia: "Consumi diversas drogas em várias épocas e desde cedo. A primeira vez que fumei maconha foi aos catorze anos."</w:t>
+        <w:t>Numa entrevista, já famosa, falou abertamente sobre um lado da adolescência que quase ninguém conhecia: "Consumi diversas drogas em várias épocas e desde cedo. A primeira vez que fumei maconha foi aos catorze anos."</w:t>
       </w:r>
     </w:p>
     <w:p>
@@ -1383,7 +1383,7 @@
         <w:rPr>
           <w:color w:val="000000"/>
         </w:rPr>
-        <w:t>Foi nesses anos longe do Brasil que ela descobriu a interpretação. E, com ela, uma forma de sobreviver. Anos depois, diria que a arte ajudou a fazer dela uma pessoa menos amarga.</w:t>
+        <w:t>A arte ia chegar quase sem querer. Mais tarde, Maitê diria que foi ela que a ajudou a ser uma pessoa menos amarga.</w:t>
       </w:r>
     </w:p>
     <w:p>
@@ -1421,9 +1421,17 @@
     <w:p>
       <w:r>
         <w:rPr>
-          <w:color w:val="000000"/>
-        </w:rPr>
-        <w:t>Quando finalmente aceitou um papel importante, na novela "Coração Alado", o azar atravessou o caminho outra vez. Os primeiros capítulos mal tinham sido gravados quando ela sofreu um acidente de carro e fraturou o fêmur. Foi substituída por outra atriz.</w:t>
+          <w:color w:val="C00000"/>
+        </w:rPr>
+        <w:t>Só que, justo quando a Globo finalmente abriu as portas, o azar atravessou o caminho dela de novo. E de um jeito que tirou Maitê da novela antes mesmo de ela aparecer no ar.</w:t>
+      </w:r>
+    </w:p>
+    <w:p>
+      <w:r>
+        <w:rPr>
+          <w:color w:val="000000"/>
+        </w:rPr>
+        <w:t>Ela tinha aceitado um papel importante, na novela "Coração Alado". Os primeiros capítulos mal tinham sido gravados quando ela sofreu um acidente de carro e fraturou o fêmur. Foi substituída por outra atriz.</w:t>
       </w:r>
     </w:p>
     <w:p>
@@ -1663,7 +1671,7 @@
         <w:rPr>
           <w:color w:val="000000"/>
         </w:rPr>
-        <w:t>O câncer que ele tinha escondido da filha anos antes não foi o fim da luta. No fim dos anos oitenta, veio o diagnóstico mais duro. Um câncer no cérebro, agressivo, sem chance de cura.</w:t>
+        <w:t>O câncer que ele tinha escondido da filha anos antes voltou a assombrar a família. No fim dos anos oitenta, veio o diagnóstico mais duro. Um câncer no cérebro, agressivo, sem chance de cura.</w:t>
       </w:r>
     </w:p>
     <w:p>
@@ -1759,7 +1767,7 @@
         <w:rPr>
           <w:color w:val="1F4EB4"/>
         </w:rPr>
-        <w:t>Numa entrevista, Maitê contou uma cena que nunca esqueceu. Um irmão dela, com problema de drogas, sumiu por quatro dias. Ela entrou pela janela da casa onde ele morava, junto com um amigo, certa de que ia encontrá-lo morto.</w:t>
+        <w:t>Numa entrevista de dois mil e três, ela descreveu uma cena que nunca esqueceu. Um irmão dela, com problema de drogas, sumiu por quatro dias. Ela entrou pela janela da casa onde ele morava, junto com um amigo, certa de que ia encontrá-lo morto.</w:t>
       </w:r>
     </w:p>
     <w:p>
@@ -1783,7 +1791,7 @@
         <w:rPr>
           <w:color w:val="1F4EB4"/>
         </w:rPr>
-        <w:t>Maitê resumiria aquele ano numa frase curta, dita muitos anos depois, diante das câmeras: "Depois que meu pai se matou, o Zuza se matou também."</w:t>
+        <w:t>Maitê resumiria aquele ano numa frase curta, dita diante das câmeras em dois mil e dezenove, no programa "Provocações": "Depois que meu pai se matou, o Zuza se matou também."</w:t>
       </w:r>
     </w:p>
     <w:p>
@@ -1815,7 +1823,7 @@
         <w:rPr>
           <w:color w:val="C00000"/>
         </w:rPr>
-        <w:t>Imagine perder o pai e o irmão no mesmo ano, dezenove anos depois de perder a mãe, com o país inteiro olhando para você. O preço daquilo ia aparecer de outro jeito, e ela mesma só ia entender muitos anos depois.</w:t>
+        <w:t>Imagine perder o pai e o irmão no mesmo ano, dezenove anos depois de perder a mãe, com o país inteiro olhando para você. O preço daquilo ia aparecer de outro jeito, e ela mesma só ia entender décadas mais tarde.</w:t>
       </w:r>
     </w:p>
     <w:p>
@@ -1853,9 +1861,17 @@
     <w:p>
       <w:r>
         <w:rPr>
-          <w:color w:val="000000"/>
-        </w:rPr>
-        <w:t>Essa pensão ainda ia parar nos tribunais. No fim de dois mil e nove, a São Paulo Previdência suspendeu o pagamento, de cerca de treze mil reais por mês. O argumento foi a vida que Maitê tinha levado com Paulo Marinho. Para o órgão, aqueles doze anos juntos valiam como casamento.</w:t>
+          <w:color w:val="C00000"/>
+        </w:rPr>
+        <w:t>Aquela pensão ainda ia render uma briga que pouca gente conhece. Vinte anos depois, o governo de São Paulo decidiu cortar o dinheiro. E usou contra Maitê justamente a vida que ela tinha escolhido viver.</w:t>
+      </w:r>
+    </w:p>
+    <w:p>
+      <w:r>
+        <w:rPr>
+          <w:color w:val="000000"/>
+        </w:rPr>
+        <w:t>No fim de dois mil e nove, a São Paulo Previdência suspendeu o pagamento, de cerca de treze mil reais por mês. O argumento foi a vida que Maitê tinha levado com Paulo Marinho. Para o órgão, aqueles doze anos juntos valiam como casamento.</w:t>
       </w:r>
     </w:p>
     <w:p>
@@ -1895,7 +1911,7 @@
         <w:rPr>
           <w:color w:val="000000"/>
         </w:rPr>
-        <w:t>Anos depois, numa entrevista, explicou como conseguiu não afundar: "Ou você emburaca ali e fica sentindo pena de si mesmo ou vê que o mundo é injusto com todos."</w:t>
+        <w:t>Naquele mesmo "Provocações", explicou como conseguiu não afundar: "Ou você emburaca ali e fica sentindo pena de si mesmo ou vê que o mundo é injusto com todos."</w:t>
       </w:r>
     </w:p>
     <w:p>
@@ -1909,17 +1925,17 @@
     <w:p>
       <w:r>
         <w:rPr>
-          <w:color w:val="000000"/>
-        </w:rPr>
-        <w:t>Nem sempre, porém, ela conseguia sair rápido do buraco.</w:t>
-      </w:r>
-    </w:p>
-    <w:p>
-      <w:r>
-        <w:rPr>
-          <w:color w:val="000000"/>
-        </w:rPr>
-        <w:t>Numa entrevista em dois mil e três, Maitê contou que teve uma crise de síndrome do pânico. Voltava do trabalho, chegou em casa e não havia ninguém. "Nem o cachorro para eu sentir calor humano, canino que fosse."</w:t>
+          <w:color w:val="C00000"/>
+        </w:rPr>
+        <w:t>Nem sempre, porém, ela conseguia sair rápido do buraco. Houve um dia em que Maitê achou, de verdade, que ia morrer sozinha dentro de casa.</w:t>
+      </w:r>
+    </w:p>
+    <w:p>
+      <w:r>
+        <w:rPr>
+          <w:color w:val="000000"/>
+        </w:rPr>
+        <w:t>Na mesma entrevista de dois mil e três, contou que teve uma crise de síndrome do pânico. Voltava do trabalho, chegou em casa e não havia ninguém. "Nem o cachorro para eu sentir calor humano, canino que fosse."</w:t>
       </w:r>
     </w:p>
     <w:p>
@@ -1951,7 +1967,7 @@
         <w:rPr>
           <w:color w:val="000000"/>
         </w:rPr>
-        <w:t>Na mesma entrevista, falou da fase em que usou muitas drogas. "Eu me entupi com o negócio, depois me deu nojo. Hoje, não posso nem ver cocaína."</w:t>
+        <w:t>Ali, também falou da fase em que usou muitas drogas. "Eu me entupi com o negócio, depois me deu nojo. Hoje, não posso nem ver cocaína."</w:t>
       </w:r>
     </w:p>
     <w:p>
@@ -2023,7 +2039,7 @@
         <w:rPr>
           <w:color w:val="000000"/>
         </w:rPr>
-        <w:t>Anos depois, no "Roda Viva", explicou por que tinha escondido a tragédia durante toda a carreira: "Não se faz uma carreira com a piedade de ninguém."</w:t>
+        <w:t>Em dois mil e dezessete, no "Roda Viva", explicou por que tinha escondido a tragédia durante toda a carreira: "Não se faz uma carreira com a piedade de ninguém."</w:t>
       </w:r>
     </w:p>
     <w:p>
@@ -2223,7 +2239,7 @@
         <w:rPr>
           <w:color w:val="000000"/>
         </w:rPr>
-        <w:t>Para quem ouve de fora, a frase é difícil de engolir. Para quem viveu aquela casa por dentro, talvez tenha sido a única forma de continuar vivendo.</w:t>
+        <w:t>É uma frase difícil de engolir. Talvez tenha sido a única forma que aquela menina encontrou de continuar vivendo.</w:t>
       </w:r>
     </w:p>
     <w:p>
@@ -2351,15 +2367,15 @@
         <w:rPr>
           <w:color w:val="C00000"/>
         </w:rPr>
-        <w:t>Mas o preço daquela história não foi pago só nos tribunais. Foi pago dentro do corpo de Maitê. E ela mesma só entendeu isso muito tempo depois, numa confissão assustadora.</w:t>
-      </w:r>
-    </w:p>
-    <w:p>
-      <w:r>
-        <w:rPr>
-          <w:color w:val="000000"/>
-        </w:rPr>
-        <w:t>Em agosto de dois mil e vinte e quatro, numa entrevista ao programa "The Business of Life", Maitê olhou para trás e disse uma frase que ela mesma levou décadas para entender.</w:t>
+        <w:t>O preço daquela história também foi cobrado dentro do corpo de Maitê. E ela só teve coragem de admitir isso aos sessenta e seis anos, numa confissão assustadora.</w:t>
+      </w:r>
+    </w:p>
+    <w:p>
+      <w:r>
+        <w:rPr>
+          <w:color w:val="000000"/>
+        </w:rPr>
+        <w:t>Em agosto de dois mil e vinte e quatro, numa entrevista ao programa "The Business of Life", Maitê olhou para trás e disse:</w:t>
       </w:r>
     </w:p>
     <w:p>
@@ -2437,9 +2453,17 @@
     <w:p>
       <w:r>
         <w:rPr>
-          <w:color w:val="000000"/>
-        </w:rPr>
-        <w:t>Poucos anos depois veio a pandemia, e os teatros fecharam. Uma amiga, a atriz Ana Beatriz Nogueira, fez um convite a Maitê: escrever e montar uma peça para ser transmitida pela internet, a partir de um teatro vazio no Leblon.</w:t>
+          <w:color w:val="C00000"/>
+        </w:rPr>
+        <w:t>Aquela raiva precisava sair de algum jeito. E acabou saindo num lugar inesperado: em cima de um palco, diante de desconhecidos, com a história inteira contada pela própria Maitê.</w:t>
+      </w:r>
+    </w:p>
+    <w:p>
+      <w:r>
+        <w:rPr>
+          <w:color w:val="000000"/>
+        </w:rPr>
+        <w:t>Veio a pandemia, e os teatros fecharam. Uma amiga, a atriz Ana Beatriz Nogueira, fez um convite a Maitê: escrever e montar uma peça para ser transmitida pela internet, a partir de um teatro vazio no Leblon.</w:t>
       </w:r>
     </w:p>
     <w:p>
@@ -2503,7 +2527,7 @@
         <w:rPr>
           <w:color w:val="000000"/>
         </w:rPr>
-        <w:t>Desde a última novela, "Liberdade, Liberdade", em dois mil e dezesseis, Maitê tinha trocado as câmeras pelo palco e pela própria história. Ela diz o que espera de quem assiste: "Espero que, ao falar dos meus tropeços e dos lugares em que coloquei muros desnecessários, o público se reporte aos mesmos locais de suas vidas."</w:t>
+        <w:t>A última novela dela tinha sido "Liberdade, Liberdade", em dois mil e dezesseis. Agora, o palco era dela. E ela diz o que espera de quem assiste: "Espero que, ao falar dos meus tropeços e dos lugares em que coloquei muros desnecessários, o público se reporte aos mesmos locais de suas vidas."</w:t>
       </w:r>
     </w:p>
     <w:p>
@@ -2519,15 +2543,23 @@
         <w:rPr>
           <w:color w:val="000000"/>
         </w:rPr>
-        <w:t>No palco, ela resume a própria família numa frase que arrepia: "As minhas pessoas foram morrendo todas, e todas de forma trágica."</w:t>
-      </w:r>
-    </w:p>
-    <w:p>
-      <w:r>
-        <w:rPr>
-          <w:color w:val="000000"/>
-        </w:rPr>
-        <w:t>Sobre o pai, fez uma escolha que ela mesma não consegue explicar direito: "Escolhi não odiá-lo pois entendi, não sei como, que o ódio não levaria a um bom lugar."</w:t>
+        <w:t>Numa entrevista sobre a peça, resumiu a própria família numa frase que arrepia: "As minhas pessoas foram morrendo todas, e todas de forma trágica."</w:t>
+      </w:r>
+    </w:p>
+    <w:p>
+      <w:r>
+        <w:rPr>
+          <w:color w:val="C00000"/>
+        </w:rPr>
+        <w:t>Existe uma escolha que Maitê fez sobre o pai que muita gente, até hoje, não consegue entender. Uma escolha sobre o homem que matou a mãe dela.</w:t>
+      </w:r>
+    </w:p>
+    <w:p>
+      <w:r>
+        <w:rPr>
+          <w:color w:val="000000"/>
+        </w:rPr>
+        <w:t>Ela mesma não consegue explicar direito: "Escolhi não odiá-lo pois entendi, não sei como, que o ódio não levaria a um bom lugar."</w:t>
       </w:r>
     </w:p>
     <w:p>
@@ -2573,9 +2605,17 @@
     <w:p>
       <w:r>
         <w:rPr>
-          <w:color w:val="000000"/>
-        </w:rPr>
-        <w:t>A vida pessoal dela também mudou de rumo. No fim de dois mil e vinte e um, Maitê começou um namoro com a cantora e compositora Adriana Calcanhotto.</w:t>
+          <w:color w:val="C00000"/>
+        </w:rPr>
+        <w:t>Já perto dos sessenta e quatro anos, Maitê ainda ia surpreender o Brasil mais uma vez. Dessa vez, por causa de um amor.</w:t>
+      </w:r>
+    </w:p>
+    <w:p>
+      <w:r>
+        <w:rPr>
+          <w:color w:val="000000"/>
+        </w:rPr>
+        <w:t>No fim de dois mil e vinte e um, Maitê começou um namoro com a cantora e compositora Adriana Calcanhotto.</w:t>
       </w:r>
     </w:p>
     <w:p>
@@ -2599,7 +2639,7 @@
         <w:rPr>
           <w:color w:val="000000"/>
         </w:rPr>
-        <w:t>Poucos meses depois, o namoro terminou. Segundo a imprensa, a exposição incomodou Adriana, que sempre protegeu a vida privada.</w:t>
+        <w:t>Poucos meses depois, o namoro terminou. Segundo a revista IstoÉ, a exposição incomodou Adriana, que sempre protegeu a vida privada.</w:t>
       </w:r>
     </w:p>
     <w:p>
@@ -2695,7 +2735,7 @@
         <w:rPr>
           <w:color w:val="000000"/>
         </w:rPr>
-        <w:t>Talvez essa seja a lição mais dura dessa história. Os segredos de família não morrem com quem os criou. Passam para os filhos e pesam sobre os netos. E só deixam de pesar quando alguém, um dia, decide abrir a porta do quarto trancado e olhar para dentro.</w:t>
+        <w:t>Talvez essa seja a lição mais dura dessa história. Os segredos de família sobrevivem a quem os criou. Passam para os filhos e pesam sobre os netos. E só deixam de pesar quando alguém, um dia, decide abrir a porta do quarto trancado e olhar para dentro.</w:t>
       </w:r>
     </w:p>
     <w:p>
